--- a/EXPORTS/DOCX/published/niveau2/Dutch/MilitaryAndNavy.docx
+++ b/EXPORTS/DOCX/published/niveau2/Dutch/MilitaryAndNavy.docx
@@ -414,7 +414,7 @@
           <w:sz w:val="24"/>
           <w:u w:val="single"/>
         </w:rPr>
-        <w:hyperlink r:id="rId11" w:history="1">
+        <w:hyperlink r:id="rId12" w:history="1">
           <w:r>
             <w:rPr>
               <w:rStyle w:val="Hyperlink"/>
@@ -576,14 +576,20 @@
       </w:r>
       <w:r>
         <w:rPr>
-          <w:u w:val="single" w:color="0000ff"/>
           <w:rFonts w:ascii="Charis SIL Regular" w:hAnsi="Charis SIL Regular" w:eastAsia="Charis SIL Regular"/>
           <w:b w:val="0"/>
           <w:i w:val="0"/>
           <w:color w:val="000000"/>
           <w:sz w:val="24"/>
         </w:rPr>
-        <w:t>en</w:t>
+        <w:hyperlink r:id="rId12" w:history="1">
+          <w:r>
+            <w:rPr>
+              <w:rStyle w:val="Hyperlink"/>
+            </w:rPr>
+            <w:t>en</w:t>
+          </w:r>
+        </w:hyperlink>
       </w:r>
       <w:r>
         <w:rPr>
@@ -597,13 +603,93 @@
       </w:r>
       <w:r>
         <w:rPr>
+          <w:u w:val="single" w:color="0000ff"/>
           <w:rFonts w:ascii="Charis SIL Regular" w:hAnsi="Charis SIL Regular" w:eastAsia="Charis SIL Regular"/>
           <w:b w:val="0"/>
           <w:i w:val="0"/>
           <w:color w:val="000000"/>
           <w:sz w:val="24"/>
         </w:rPr>
-        <w:t>Nederlandse of een andere E</w:t>
+        <w:hyperlink r:id="rId12" w:history="1">
+          <w:r>
+            <w:rPr>
+              <w:rStyle w:val="Hyperlink"/>
+            </w:rPr>
+            <w:t>Nederlandse o</w:t>
+          </w:r>
+        </w:hyperlink>
+      </w:r>
+      <w:r>
+        <w:rPr>
+          <w:u w:val="single" w:color="0000ff"/>
+          <w:rFonts w:ascii="Charis SIL Regular" w:hAnsi="Charis SIL Regular" w:eastAsia="Charis SIL Regular"/>
+          <w:b w:val="0"/>
+          <w:i w:val="0"/>
+          <w:color w:val="000000"/>
+          <w:sz w:val="24"/>
+        </w:rPr>
+        <w:hyperlink r:id="rId12" w:history="1">
+          <w:r>
+            <w:rPr>
+              <w:rStyle w:val="Hyperlink"/>
+            </w:rPr>
+            <w:t>f</w:t>
+          </w:r>
+        </w:hyperlink>
+      </w:r>
+      <w:r>
+        <w:rPr>
+          <w:u w:val="single" w:color="0000ff"/>
+          <w:rFonts w:ascii="Charis SIL Regular" w:hAnsi="Charis SIL Regular" w:eastAsia="Charis SIL Regular"/>
+          <w:b w:val="0"/>
+          <w:i w:val="0"/>
+          <w:color w:val="000000"/>
+          <w:sz w:val="24"/>
+        </w:rPr>
+        <w:hyperlink r:id="rId12" w:history="1">
+          <w:r>
+            <w:rPr>
+              <w:rStyle w:val="Hyperlink"/>
+            </w:rPr>
+            <w:t xml:space="preserve"> een an</w:t>
+          </w:r>
+        </w:hyperlink>
+      </w:r>
+      <w:r>
+        <w:rPr>
+          <w:u w:val="single" w:color="0000ff"/>
+          <w:rFonts w:ascii="Charis SIL Regular" w:hAnsi="Charis SIL Regular" w:eastAsia="Charis SIL Regular"/>
+          <w:b w:val="0"/>
+          <w:i w:val="0"/>
+          <w:color w:val="000000"/>
+          <w:sz w:val="24"/>
+        </w:rPr>
+        <w:hyperlink r:id="rId12" w:history="1">
+          <w:r>
+            <w:rPr>
+              <w:rStyle w:val="Hyperlink"/>
+            </w:rPr>
+            <w:t>d</w:t>
+          </w:r>
+        </w:hyperlink>
+      </w:r>
+      <w:r>
+        <w:rPr>
+          <w:u w:val="single" w:color="0000ff"/>
+          <w:rFonts w:ascii="Charis SIL Regular" w:hAnsi="Charis SIL Regular" w:eastAsia="Charis SIL Regular"/>
+          <w:b w:val="0"/>
+          <w:i w:val="0"/>
+          <w:color w:val="000000"/>
+          <w:sz w:val="24"/>
+        </w:rPr>
+        <w:hyperlink r:id="rId12" w:history="1">
+          <w:r>
+            <w:rPr>
+              <w:rStyle w:val="Hyperlink"/>
+            </w:rPr>
+            <w:t>ere E</w:t>
+          </w:r>
+        </w:hyperlink>
       </w:r>
       <w:r>
         <w:rPr>
@@ -814,43 +900,7 @@
           <w:color w:val="000000"/>
           <w:sz w:val="24"/>
         </w:rPr>
-        <w:t>werden tienduizenden vrijwillige en die</w:t>
-      </w:r>
-      <w:r>
-        <w:rPr>
-          <w:u w:val="single" w:color="0000ff"/>
-          <w:rFonts w:ascii="Charis SIL Regular" w:hAnsi="Charis SIL Regular" w:eastAsia="Charis SIL Regular"/>
-          <w:b w:val="0"/>
-          <w:i w:val="0"/>
-          <w:color w:val="000000"/>
-          <w:sz w:val="24"/>
-        </w:rPr>
-        <w:hyperlink r:id="rId14" w:history="1">
-          <w:r>
-            <w:rPr>
-              <w:rStyle w:val="Hyperlink"/>
-            </w:rPr>
-            <w:t>nstplichtige soldaten uit h</w:t>
-          </w:r>
-        </w:hyperlink>
-      </w:r>
-      <w:r>
-        <w:rPr>
-          <w:u w:val="single" w:color="0000ff"/>
-          <w:rFonts w:ascii="Charis SIL Regular" w:hAnsi="Charis SIL Regular" w:eastAsia="Charis SIL Regular"/>
-          <w:b w:val="0"/>
-          <w:i w:val="0"/>
-          <w:color w:val="000000"/>
-          <w:sz w:val="24"/>
-        </w:rPr>
-        <w:hyperlink r:id="rId14" w:history="1">
-          <w:r>
-            <w:rPr>
-              <w:rStyle w:val="Hyperlink"/>
-            </w:rPr>
-            <w:t>et N</w:t>
-          </w:r>
-        </w:hyperlink>
+        <w:t>werden tienduizenden vrijwillige en dienstplichtige soldaten uit het N</w:t>
       </w:r>
       <w:r>
         <w:rPr>

--- a/EXPORTS/DOCX/published/niveau2/Dutch/MilitaryAndNavy.docx
+++ b/EXPORTS/DOCX/published/niveau2/Dutch/MilitaryAndNavy.docx
@@ -414,7 +414,7 @@
           <w:sz w:val="24"/>
           <w:u w:val="single"/>
         </w:rPr>
-        <w:hyperlink r:id="rId12" w:history="1">
+        <w:hyperlink r:id="rId11" w:history="1">
           <w:r>
             <w:rPr>
               <w:rStyle w:val="Hyperlink"/>
@@ -900,7 +900,43 @@
           <w:color w:val="000000"/>
           <w:sz w:val="24"/>
         </w:rPr>
-        <w:t>werden tienduizenden vrijwillige en dienstplichtige soldaten uit het N</w:t>
+        <w:t>werden tienduizenden vrijwillige en die</w:t>
+      </w:r>
+      <w:r>
+        <w:rPr>
+          <w:u w:val="single" w:color="0000ff"/>
+          <w:rFonts w:ascii="Charis SIL Regular" w:hAnsi="Charis SIL Regular" w:eastAsia="Charis SIL Regular"/>
+          <w:b w:val="0"/>
+          <w:i w:val="0"/>
+          <w:color w:val="000000"/>
+          <w:sz w:val="24"/>
+        </w:rPr>
+        <w:hyperlink r:id="rId14" w:history="1">
+          <w:r>
+            <w:rPr>
+              <w:rStyle w:val="Hyperlink"/>
+            </w:rPr>
+            <w:t>nstplichtige soldaten uit h</w:t>
+          </w:r>
+        </w:hyperlink>
+      </w:r>
+      <w:r>
+        <w:rPr>
+          <w:u w:val="single" w:color="0000ff"/>
+          <w:rFonts w:ascii="Charis SIL Regular" w:hAnsi="Charis SIL Regular" w:eastAsia="Charis SIL Regular"/>
+          <w:b w:val="0"/>
+          <w:i w:val="0"/>
+          <w:color w:val="000000"/>
+          <w:sz w:val="24"/>
+        </w:rPr>
+        <w:hyperlink r:id="rId14" w:history="1">
+          <w:r>
+            <w:rPr>
+              <w:rStyle w:val="Hyperlink"/>
+            </w:rPr>
+            <w:t>et N</w:t>
+          </w:r>
+        </w:hyperlink>
       </w:r>
       <w:r>
         <w:rPr>
